--- a/docs/Fluxo - Administração - Participantes.md.docx
+++ b/docs/Fluxo - Administração - Participantes.md.docx
@@ -5275,6 +5275,405 @@
           <w:rtl w:val="0"/>
         </w:rPr>
         <w:t xml:space="preserve">Este documento deve permanecer como referência funcional para o desenvolvimento das telas administrativas de Participantes.</w:t>
+      </w:r>
+    </w:p>
+    <w:p>
+      <w:pPr>
+        <w:rPr/>
+      </w:pPr>
+      <w:r>
+        <w:rPr>
+          <w:rtl w:val="0"/>
+        </w:rPr>
+      </w:r>
+    </w:p>
+    <w:p>
+      <w:pPr>
+        <w:rPr/>
+      </w:pPr>
+      <w:r>
+        <w:rPr>
+          <w:rtl w:val="0"/>
+        </w:rPr>
+        <w:t xml:space="preserve">## Matriz de permissões — definição atual</w:t>
+      </w:r>
+    </w:p>
+    <w:p>
+      <w:pPr>
+        <w:rPr/>
+      </w:pPr>
+      <w:r>
+        <w:rPr>
+          <w:rtl w:val="0"/>
+        </w:rPr>
+        <w:t xml:space="preserve">Administrador Global é o usuário com Status de superusuário ativo no Django. O acesso ao Django Admin usa a flag Membro da equipe; essa flag não equivale a Administrador Global. Papéis do evento não concedem automaticamente essas flags globais.</w:t>
+      </w:r>
+    </w:p>
+    <w:p>
+      <w:pPr>
+        <w:rPr/>
+      </w:pPr>
+      <w:r>
+        <w:rPr>
+          <w:rtl w:val="0"/>
+        </w:rPr>
+      </w:r>
+    </w:p>
+    <w:p>
+      <w:pPr>
+        <w:rPr/>
+      </w:pPr>
+      <w:r>
+        <w:rPr>
+          <w:rtl w:val="0"/>
+        </w:rPr>
+        <w:t xml:space="preserve">Administrador do Evento pode gerenciar Moderadores e Operadores do próprio evento, conceder ou revogar permissões operacionais, acessar métricas e relatórios e delegar temporariamente a administração somente a um Moderador, podendo retomá-la depois. Delegação e retomada são auditadas e notificadas ao Administrador Global.</w:t>
+      </w:r>
+    </w:p>
+    <w:p>
+      <w:pPr>
+        <w:rPr/>
+      </w:pPr>
+      <w:r>
+        <w:rPr>
+          <w:rtl w:val="0"/>
+        </w:rPr>
+      </w:r>
+    </w:p>
+    <w:p>
+      <w:pPr>
+        <w:rPr/>
+      </w:pPr>
+      <w:r>
+        <w:rPr>
+          <w:rtl w:val="0"/>
+        </w:rPr>
+        <w:t xml:space="preserve">As permissões delegáveis se limitam a tratativas do evento: denúncias, bloqueios e desbloqueios; venda, concessão e revogação de passes; ativação/desativação de perfil; captura de foto de ativação; remoção de foto; e edição de bio quando necessária à tratativa. Não abrangem administração global ou funções técnicas.</w:t>
+      </w:r>
+    </w:p>
+    <w:p>
+      <w:pPr>
+        <w:rPr/>
+      </w:pPr>
+      <w:r>
+        <w:rPr>
+          <w:rtl w:val="0"/>
+        </w:rPr>
+      </w:r>
+    </w:p>
+    <w:p>
+      <w:pPr>
+        <w:rPr/>
+      </w:pPr>
+      <w:r>
+        <w:rPr>
+          <w:rtl w:val="0"/>
+        </w:rPr>
+        <w:t xml:space="preserve">Moderador possui praticamente o mesmo domínio operacional de tratativas do Administrador do Evento, conforme permissões recebidas, mas não altera equipe/permissões e não acessa métricas ou relatórios. Pode receber a administração temporária.</w:t>
+      </w:r>
+    </w:p>
+    <w:p>
+      <w:pPr>
+        <w:rPr/>
+      </w:pPr>
+      <w:r>
+        <w:rPr>
+          <w:rtl w:val="0"/>
+        </w:rPr>
+      </w:r>
+    </w:p>
+    <w:p>
+      <w:pPr>
+        <w:rPr/>
+      </w:pPr>
+      <w:r>
+        <w:rPr>
+          <w:rtl w:val="0"/>
+        </w:rPr>
+        <w:t xml:space="preserve">Operador é o principal responsável pela captura da foto de outfit e ativação operacional do perfil, pode disponibilizar o QR Code do evento e abrir ocorrência administrativa ligada ao participante, como passe que não vigorou ou ajuda/falha ao editar o próprio perfil. Abrir ocorrência não concede poderes de moderação.</w:t>
+      </w:r>
+    </w:p>
+    <w:p>
+      <w:pPr>
+        <w:rPr/>
+      </w:pPr>
+      <w:r>
+        <w:rPr>
+          <w:rtl w:val="0"/>
+        </w:rPr>
+      </w:r>
+    </w:p>
+    <w:p>
+      <w:pPr>
+        <w:rPr/>
+      </w:pPr>
+      <w:r>
+        <w:rPr>
+          <w:rtl w:val="0"/>
+        </w:rPr>
+        <w:t xml:space="preserve">Intervenções em foto, bio ou conteúdo do perfil precisam de origem auditável. Quando decorrentes de denúncia, devem ser vinculadas à denúncia. O participante também poderá solicitar suporte dentro da tela de Mensagens; intervenções decorrentes desse atendimento devem ser vinculadas à solicitação/conversa de suporte.</w:t>
+      </w:r>
+    </w:p>
+    <w:p>
+      <w:pPr>
+        <w:rPr/>
+      </w:pPr>
+      <w:r>
+        <w:rPr>
+          <w:rtl w:val="0"/>
+        </w:rPr>
+      </w:r>
+    </w:p>
+    <w:p>
+      <w:pPr>
+        <w:rPr/>
+      </w:pPr>
+      <w:r>
+        <w:rPr>
+          <w:rtl w:val="0"/>
+        </w:rPr>
+        <w:t xml:space="preserve">Mudanças de equipe, grupos, permissões, delegação/retomada, decisões de moderação e intervenções sobre perfil devem ser auditáveis.</w:t>
+      </w:r>
+    </w:p>
+    <w:p>
+      <w:pPr>
+        <w:rPr/>
+      </w:pPr>
+      <w:r>
+        <w:rPr>
+          <w:rtl w:val="0"/>
+        </w:rPr>
+      </w:r>
+    </w:p>
+    <w:p>
+      <w:pPr>
+        <w:rPr/>
+      </w:pPr>
+      <w:r>
+        <w:rPr>
+          <w:rtl w:val="0"/>
+        </w:rPr>
+        <w:t xml:space="preserve">## Perfil, fotos e visibilidade</w:t>
+      </w:r>
+    </w:p>
+    <w:p>
+      <w:pPr>
+        <w:rPr/>
+      </w:pPr>
+      <w:r>
+        <w:rPr>
+          <w:rtl w:val="0"/>
+        </w:rPr>
+        <w:t xml:space="preserve">A ativação exige 3 fotos públicas válidas. Após ativado, o participante não pode remover ou substituir essas fotos. A foto de outfit também é obrigatória para participação, mas é adicionada pela equipe autorizada, especialmente Operador/Moderador.</w:t>
+      </w:r>
+    </w:p>
+    <w:p>
+      <w:pPr>
+        <w:rPr/>
+      </w:pPr>
+      <w:r>
+        <w:rPr>
+          <w:rtl w:val="0"/>
+        </w:rPr>
+      </w:r>
+    </w:p>
+    <w:p>
+      <w:pPr>
+        <w:rPr/>
+      </w:pPr>
+      <w:r>
+        <w:rPr>
+          <w:rtl w:val="0"/>
+        </w:rPr>
+        <w:t xml:space="preserve">Antes do Match, ficam visíveis as 3 fotos públicas. Após o Match, as demais fotos ficam disponíveis e a foto de outfit aparece destacada em primeiro lugar.</w:t>
+      </w:r>
+    </w:p>
+    <w:p>
+      <w:pPr>
+        <w:rPr/>
+      </w:pPr>
+      <w:r>
+        <w:rPr>
+          <w:rtl w:val="0"/>
+        </w:rPr>
+      </w:r>
+    </w:p>
+    <w:p>
+      <w:pPr>
+        <w:rPr/>
+      </w:pPr>
+      <w:r>
+        <w:rPr>
+          <w:rtl w:val="0"/>
+        </w:rPr>
+        <w:t xml:space="preserve">Se a moderação remover uma foto pública, o perfil é desativado por deixar de cumprir o mínimo de 3 fotos. O participante deve adicionar outra foto e solicitar reativação junto à moderação. A tratativa também pode ocorrer pelo chat de Suporte, vinculando solicitação, análise e reativação ao atendimento e à auditoria. Nenhum perfil pode ser reativado com menos de 3 fotos públicas válidas.</w:t>
+      </w:r>
+    </w:p>
+    <w:p>
+      <w:pPr>
+        <w:rPr/>
+      </w:pPr>
+      <w:r>
+        <w:rPr>
+          <w:rtl w:val="0"/>
+        </w:rPr>
+      </w:r>
+    </w:p>
+    <w:p>
+      <w:pPr>
+        <w:rPr/>
+      </w:pPr>
+      <w:r>
+        <w:rPr>
+          <w:rtl w:val="0"/>
+        </w:rPr>
+        <w:t xml:space="preserve">O evento pode definir campos adicionais do participante como obrigatórios ou opcionais para ativação. A configuração é escolha da organização e deve ser concluída antes da abertura do evento. Esses campos podem representar aceite de termos próprios do evento, consentimentos ou listas de itens/opções para marcação. Campos obrigatórios precisam estar satisfeitos para o participante ficar ativo; opcionais não impedem a ativação. Termos e consentimentos devem manter registro versionado e auditável do conteúdo/versão apresentado e da manifestação do participante.</w:t>
+      </w:r>
+    </w:p>
+    <w:p>
+      <w:pPr>
+        <w:rPr/>
+      </w:pPr>
+      <w:r>
+        <w:rPr>
+          <w:rtl w:val="0"/>
+        </w:rPr>
+      </w:r>
+    </w:p>
+    <w:p>
+      <w:pPr>
+        <w:rPr/>
+      </w:pPr>
+      <w:r>
+        <w:rPr>
+          <w:rtl w:val="0"/>
+        </w:rPr>
+        <w:t xml:space="preserve">## Bloqueio, denúncia e segurança entre eventos</w:t>
+      </w:r>
+    </w:p>
+    <w:p>
+      <w:pPr>
+        <w:rPr/>
+      </w:pPr>
+      <w:r>
+        <w:rPr>
+          <w:rtl w:val="0"/>
+        </w:rPr>
+        <w:t xml:space="preserve">O botão Denunciar permanece disponível no perfil da Descoberta, inclusive no perfil público expandido, e nas Mensagens mesmo quando o outro participante já estiver anonimizado. Toda denúncia exige relato textual e pode indicar uma ou mais fotos, mensagem ou outro contexto. Se a foto já tiver sido alterada, o denunciante pode informar isso e procurar a moderação para descrevê-la. Fotos removidas ou substituídas permanecem vinculadas historicamente ao perfil para auditoria, respeitando posteriormente as regras de retenção e eliminação.</w:t>
+      </w:r>
+    </w:p>
+    <w:p>
+      <w:pPr>
+        <w:rPr/>
+      </w:pPr>
+      <w:r>
+        <w:rPr>
+          <w:rtl w:val="0"/>
+        </w:rPr>
+      </w:r>
+    </w:p>
+    <w:p>
+      <w:pPr>
+        <w:rPr/>
+      </w:pPr>
+      <w:r>
+        <w:rPr>
+          <w:rtl w:val="0"/>
+        </w:rPr>
+        <w:t xml:space="preserve">Motivos pré-definidos incluem ofensa/ameaça/assédio, importunação ou comportamento sexual indesejado, nudez ou conteúdo sexual explícito, racismo/discriminação, discurso de ódio, violência/ameaça, fraude/golpe, uso indevido de imagem ou identidade, conteúdo ou comportamento possivelmente ilegal e Outro. O sistema não faz classificação jurídica definitiva.</w:t>
+      </w:r>
+    </w:p>
+    <w:p>
+      <w:pPr>
+        <w:rPr/>
+      </w:pPr>
+      <w:r>
+        <w:rPr>
+          <w:rtl w:val="0"/>
+        </w:rPr>
+      </w:r>
+    </w:p>
+    <w:p>
+      <w:pPr>
+        <w:rPr/>
+      </w:pPr>
+      <w:r>
+        <w:rPr>
+          <w:rtl w:val="0"/>
+        </w:rPr>
+        <w:t xml:space="preserve">Múltiplos bloqueios não geram alerta automático. Com 10 denúncias válidas não consideradas infundadas, a moderação do evento recebe alerta explícito com acesso direto à tela de Moderação filtrada pelo participante. A equipe pode desativar preventivamente o perfil para análise; o participante recebe tarja informando que o perfil está em análise e pode procurar o Suporte.</w:t>
+      </w:r>
+    </w:p>
+    <w:p>
+      <w:pPr>
+        <w:rPr/>
+      </w:pPr>
+      <w:r>
+        <w:rPr>
+          <w:rtl w:val="0"/>
+        </w:rPr>
+      </w:r>
+    </w:p>
+    <w:p>
+      <w:pPr>
+        <w:rPr/>
+      </w:pPr>
+      <w:r>
+        <w:rPr>
+          <w:rtl w:val="0"/>
+        </w:rPr>
+        <w:t xml:space="preserve">Com 20 denúncias válidas, o perfil é desativado automaticamente para análise e a Administração Global é notificada. Denúncias já analisadas e consideradas infundadas não contam para esses limites.</w:t>
+      </w:r>
+    </w:p>
+    <w:p>
+      <w:pPr>
+        <w:rPr/>
+      </w:pPr>
+      <w:r>
+        <w:rPr>
+          <w:rtl w:val="0"/>
+        </w:rPr>
+      </w:r>
+    </w:p>
+    <w:p>
+      <w:pPr>
+        <w:rPr/>
+      </w:pPr>
+      <w:r>
+        <w:rPr>
+          <w:rtl w:val="0"/>
+        </w:rPr>
+        <w:t xml:space="preserve">O histórico de denúncias fica vinculado ao perfil global. A Administração Global pode marcar manualmente o perfil como Denunciado recorrente. Quando esse participante ingressar em outro evento, a Administração Global é notificada e decide caso a caso se comunica ou não a administração do novo evento. Histórico e marcação de recorrência não produzem banimento automático em eventos futuros.</w:t>
+      </w:r>
+    </w:p>
+    <w:p>
+      <w:pPr>
+        <w:rPr/>
+      </w:pPr>
+      <w:r>
+        <w:rPr>
+          <w:rtl w:val="0"/>
+        </w:rPr>
+      </w:r>
+    </w:p>
+    <w:p>
+      <w:pPr>
+        <w:rPr/>
+      </w:pPr>
+      <w:r>
+        <w:rPr>
+          <w:rtl w:val="0"/>
+        </w:rPr>
+      </w:r>
+    </w:p>
+    <w:p>
+      <w:pPr>
+        <w:rPr/>
+      </w:pPr>
+      <w:r>
+        <w:rPr>
+          <w:rtl w:val="0"/>
+        </w:rPr>
       </w:r>
     </w:p>
     <w:p>
